--- a/reporting/Compiler_Platform_Comparison_Report.docx
+++ b/reporting/Compiler_Platform_Comparison_Report.docx
@@ -6,16 +6,18 @@
       <w:pPr>
         <w:pStyle w:val="Heading1"/>
         <w:spacing w:after="120"/>
-        <w:jc w:val="left"/>
+        <w:jc w:val="center"/>
         <w:rPr>
-          <w:b w:val="0"/>
-          <w:sz w:val="24"/>
+          <w:bCs/>
+          <w:sz w:val="36"/>
+          <w:szCs w:val="52"/>
         </w:rPr>
       </w:pPr>
       <w:r>
         <w:rPr>
-          <w:b w:val="0"/>
-          <w:sz w:val="24"/>
+          <w:bCs/>
+          <w:sz w:val="36"/>
+          <w:szCs w:val="52"/>
         </w:rPr>
         <w:t>Online Compiler Comparison Report</w:t>
       </w:r>
@@ -42,13 +44,53 @@
     <w:p/>
     <w:p>
       <w:r>
-        <w:t>This report compares **Cloud Compiler** with **Programiz**, **OnlineGDB**, **JDoodle**, **OneCompiler**, and **Ideone**.</w:t>
+        <w:t xml:space="preserve">This report compares Cloud Compiler with </w:t>
+      </w:r>
+      <w:proofErr w:type="spellStart"/>
+      <w:r>
+        <w:t>Programiz</w:t>
+      </w:r>
+      <w:proofErr w:type="spellEnd"/>
+      <w:r>
+        <w:t xml:space="preserve">, </w:t>
+      </w:r>
+      <w:proofErr w:type="spellStart"/>
+      <w:r>
+        <w:t>OnlineGDB</w:t>
+      </w:r>
+      <w:proofErr w:type="spellEnd"/>
+      <w:r>
+        <w:t xml:space="preserve">, </w:t>
+      </w:r>
+      <w:proofErr w:type="spellStart"/>
+      <w:r>
+        <w:t>JDoodle</w:t>
+      </w:r>
+      <w:proofErr w:type="spellEnd"/>
+      <w:r>
+        <w:t xml:space="preserve">, </w:t>
+      </w:r>
+      <w:proofErr w:type="spellStart"/>
+      <w:r>
+        <w:t>OneCompiler</w:t>
+      </w:r>
+      <w:proofErr w:type="spellEnd"/>
+      <w:r>
+        <w:t xml:space="preserve">, and </w:t>
+      </w:r>
+      <w:proofErr w:type="spellStart"/>
+      <w:r>
+        <w:t>Ideone</w:t>
+      </w:r>
+      <w:proofErr w:type="spellEnd"/>
+      <w:r>
+        <w:t>.</w:t>
       </w:r>
     </w:p>
     <w:p/>
     <w:p>
       <w:r>
-        <w:t>The report is intentionally split into two evidence types:</w:t>
+        <w:t>The evidence is intentionally split into two categories:</w:t>
       </w:r>
     </w:p>
     <w:p/>
@@ -57,25 +99,39 @@
         <w:jc w:val="left"/>
       </w:pPr>
       <w:r>
-        <w:t>• **Measured results**: real benchmark data for Cloud Compiler versus the locally available native toolchains on this machine.</w:t>
-      </w:r>
-    </w:p>
-    <w:p>
-      <w:pPr>
-        <w:jc w:val="left"/>
-      </w:pPr>
-      <w:r>
-        <w:t>• **Documented platform comparison**: feature-based comparison of Programiz and other online compilers using their official product pages and documentation.</w:t>
-      </w:r>
-    </w:p>
-    <w:p>
-      <w:pPr>
-        <w:jc w:val="left"/>
-      </w:pPr>
-    </w:p>
-    <w:p>
-      <w:r>
-        <w:t>This separation matters because external browser platforms were not benchmarked through an automated speed test in this workspace, so any direct runtime-speed claim about Programmiz, JDoodle, Ideone, or similar services would be weaker than the measured Cloud Compiler data.</w:t>
+        <w:t>• Measured internal results: real benchmark data for Cloud Compiler versus locally available native toolchains on this machine.</w:t>
+      </w:r>
+    </w:p>
+    <w:p>
+      <w:pPr>
+        <w:jc w:val="left"/>
+      </w:pPr>
+      <w:r>
+        <w:t xml:space="preserve">• Documented external comparison: feature-based comparison of </w:t>
+      </w:r>
+      <w:proofErr w:type="spellStart"/>
+      <w:r>
+        <w:t>Programiz</w:t>
+      </w:r>
+      <w:proofErr w:type="spellEnd"/>
+      <w:r>
+        <w:t xml:space="preserve"> and other online compilers using their official product pages already referenced in this workspace.</w:t>
+      </w:r>
+    </w:p>
+    <w:p>
+      <w:pPr>
+        <w:jc w:val="left"/>
+      </w:pPr>
+    </w:p>
+    <w:p>
+      <w:r>
+        <w:t>This keeps the report honest. Cloud Compiler latency is measured. External platform speed is not claimed as a measured result here.</w:t>
+      </w:r>
+    </w:p>
+    <w:p/>
+    <w:p>
+      <w:r>
+        <w:t>Generated from the current repository state on: 2026-03-28 19:56:01 UTC</w:t>
       </w:r>
     </w:p>
     <w:p/>
@@ -120,7 +176,15 @@
         <w:jc w:val="left"/>
       </w:pPr>
       <w:r>
-        <w:t>• Source: local benchmark run already generated in `reporting/compiler_comparison_results.json`</w:t>
+        <w:t>• Source: `reporting/</w:t>
+      </w:r>
+      <w:proofErr w:type="spellStart"/>
+      <w:r>
+        <w:t>compiler_comparison_results.json</w:t>
+      </w:r>
+      <w:proofErr w:type="spellEnd"/>
+      <w:r>
+        <w:t>`</w:t>
       </w:r>
     </w:p>
     <w:p>
@@ -163,7 +227,7 @@
     <w:p/>
     <w:p>
       <w:r>
-        <w:t>The external platforms were scored on:</w:t>
+        <w:t>The external platforms were compared on:</w:t>
       </w:r>
     </w:p>
     <w:p/>
@@ -172,7 +236,7 @@
         <w:jc w:val="left"/>
       </w:pPr>
       <w:r>
-        <w:t>• **Usability score (0-10)**: setup simplicity, sharing, input/output flow, collaboration, and accessibility</w:t>
+        <w:t>• Usability score (0-10): setup simplicity, sharing, workflow breadth, collaboration, and accessibility</w:t>
       </w:r>
     </w:p>
     <w:p>
@@ -181,17 +245,125 @@
       </w:pPr>
       <w:r>
         <w:lastRenderedPageBreak/>
-        <w:t>• **Optimization-support score (0-10)**: debugger depth, version selection, multi-file support, API/embed options, and advanced execution controls</w:t>
-      </w:r>
-    </w:p>
-    <w:p>
-      <w:pPr>
-        <w:jc w:val="left"/>
-      </w:pPr>
-    </w:p>
-    <w:p>
-      <w:r>
-        <w:t>These are **feature-support scores**, not raw runtime-speed measurements.</w:t>
+        <w:t>• Optimization-support score (0-10): debugging depth, version selection, multi-file support, API/embed options, and advanced execution controls</w:t>
+      </w:r>
+    </w:p>
+    <w:p>
+      <w:pPr>
+        <w:jc w:val="left"/>
+      </w:pPr>
+    </w:p>
+    <w:p>
+      <w:r>
+        <w:t>These scores are feature-support scores, not raw runtime-speed measurements.</w:t>
+      </w:r>
+    </w:p>
+    <w:p/>
+    <w:p>
+      <w:pPr>
+        <w:pStyle w:val="Heading2"/>
+        <w:spacing w:after="120"/>
+        <w:jc w:val="left"/>
+        <w:rPr>
+          <w:b w:val="0"/>
+          <w:sz w:val="24"/>
+        </w:rPr>
+      </w:pPr>
+      <w:r>
+        <w:rPr>
+          <w:b w:val="0"/>
+          <w:sz w:val="24"/>
+        </w:rPr>
+        <w:t>What Changed in the Current Cloud Compiler</w:t>
+      </w:r>
+    </w:p>
+    <w:p/>
+    <w:p>
+      <w:r>
+        <w:t>Compared with the older report version, the current project now includes:</w:t>
+      </w:r>
+    </w:p>
+    <w:p/>
+    <w:p>
+      <w:pPr>
+        <w:jc w:val="left"/>
+      </w:pPr>
+      <w:r>
+        <w:t>• Multi-file projects with entry-file selection</w:t>
+      </w:r>
+    </w:p>
+    <w:p>
+      <w:pPr>
+        <w:jc w:val="left"/>
+      </w:pPr>
+      <w:r>
+        <w:t>• Saved projects and public share links</w:t>
+      </w:r>
+    </w:p>
+    <w:p>
+      <w:pPr>
+        <w:jc w:val="left"/>
+      </w:pPr>
+      <w:r>
+        <w:t>• Compiler profiles and custom run flags</w:t>
+      </w:r>
+    </w:p>
+    <w:p>
+      <w:pPr>
+        <w:jc w:val="left"/>
+      </w:pPr>
+      <w:r>
+        <w:t xml:space="preserve">• Structured async status, </w:t>
+      </w:r>
+      <w:proofErr w:type="spellStart"/>
+      <w:r>
+        <w:t>stdout</w:t>
+      </w:r>
+      <w:proofErr w:type="spellEnd"/>
+      <w:r>
+        <w:t>, stderr, diagnostics, and timing fields</w:t>
+      </w:r>
+    </w:p>
+    <w:p>
+      <w:pPr>
+        <w:jc w:val="left"/>
+      </w:pPr>
+      <w:r>
+        <w:t>• Queue wait and latency dashboards</w:t>
+      </w:r>
+    </w:p>
+    <w:p>
+      <w:pPr>
+        <w:jc w:val="left"/>
+      </w:pPr>
+      <w:r>
+        <w:t>• Java Swing preview support for normal execution</w:t>
+      </w:r>
+    </w:p>
+    <w:p>
+      <w:pPr>
+        <w:jc w:val="left"/>
+      </w:pPr>
+      <w:r>
+        <w:t xml:space="preserve">• Interactive Java Swing sessions through local </w:t>
+      </w:r>
+      <w:proofErr w:type="spellStart"/>
+      <w:r>
+        <w:t>noVNC</w:t>
+      </w:r>
+      <w:proofErr w:type="spellEnd"/>
+      <w:r>
+        <w:t xml:space="preserve"> embedding</w:t>
+      </w:r>
+    </w:p>
+    <w:p>
+      <w:pPr>
+        <w:jc w:val="left"/>
+      </w:pPr>
+    </w:p>
+    <w:p>
+      <w:r>
+        <w:t>That means Cloud Compiler should now be evaluated as a broader coding platform rather than as a simple single-file runner.</w:t>
       </w:r>
     </w:p>
     <w:p/>
@@ -240,16 +412,16 @@
           <w:noProof/>
         </w:rPr>
         <w:drawing>
-          <wp:inline distT="0" distB="0" distL="0" distR="0" wp14:anchorId="0FBC1D30" wp14:editId="54E8720E">
-            <wp:extent cx="5732145" cy="3275330"/>
-            <wp:effectExtent l="0" t="0" r="1905" b="1270"/>
-            <wp:docPr id="1740501974" name="Graphic 1"/>
+          <wp:inline distT="0" distB="0" distL="0" distR="0" wp14:anchorId="32BEDF97" wp14:editId="765B2E2E">
+            <wp:extent cx="4385733" cy="2505994"/>
+            <wp:effectExtent l="0" t="0" r="0" b="8890"/>
+            <wp:docPr id="1433471318" name="Graphic 1"/>
             <wp:cNvGraphicFramePr/>
             <a:graphic xmlns:a="http://schemas.openxmlformats.org/drawingml/2006/main">
               <a:graphicData uri="http://schemas.openxmlformats.org/drawingml/2006/picture">
                 <pic:pic xmlns:pic="http://schemas.openxmlformats.org/drawingml/2006/picture">
                   <pic:nvPicPr>
-                    <pic:cNvPr id="1740501974" name=""/>
+                    <pic:cNvPr id="1433471318" name=""/>
                     <pic:cNvPicPr/>
                   </pic:nvPicPr>
                   <pic:blipFill>
@@ -267,7 +439,7 @@
                   <pic:spPr>
                     <a:xfrm>
                       <a:off x="0" y="0"/>
-                      <a:ext cx="5732145" cy="3275330"/>
+                      <a:ext cx="4391616" cy="2509356"/>
                     </a:xfrm>
                     <a:prstGeom prst="rect">
                       <a:avLst/>
@@ -311,16 +483,16 @@
           <w:noProof/>
         </w:rPr>
         <w:drawing>
-          <wp:inline distT="0" distB="0" distL="0" distR="0" wp14:anchorId="6558753B" wp14:editId="5BA2D129">
+          <wp:inline distT="0" distB="0" distL="0" distR="0" wp14:anchorId="2F50F9FA" wp14:editId="10157286">
             <wp:extent cx="5732145" cy="3275330"/>
             <wp:effectExtent l="0" t="0" r="1905" b="1270"/>
-            <wp:docPr id="1647360356" name="Graphic 2"/>
+            <wp:docPr id="1794751854" name="Graphic 2"/>
             <wp:cNvGraphicFramePr/>
             <a:graphic xmlns:a="http://schemas.openxmlformats.org/drawingml/2006/main">
               <a:graphicData uri="http://schemas.openxmlformats.org/drawingml/2006/picture">
                 <pic:pic xmlns:pic="http://schemas.openxmlformats.org/drawingml/2006/picture">
                   <pic:nvPicPr>
-                    <pic:cNvPr id="1647360356" name=""/>
+                    <pic:cNvPr id="1794751854" name=""/>
                     <pic:cNvPicPr/>
                   </pic:nvPicPr>
                   <pic:blipFill>
@@ -358,6 +530,21 @@
     </w:p>
     <w:p>
       <w:pPr>
+        <w:jc w:val="center"/>
+      </w:pPr>
+    </w:p>
+    <w:p>
+      <w:pPr>
+        <w:jc w:val="center"/>
+      </w:pPr>
+    </w:p>
+    <w:p>
+      <w:pPr>
+        <w:jc w:val="center"/>
+      </w:pPr>
+    </w:p>
+    <w:p>
+      <w:pPr>
         <w:pStyle w:val="Heading3"/>
         <w:spacing w:after="120"/>
         <w:jc w:val="left"/>
@@ -382,16 +569,16 @@
           <w:noProof/>
         </w:rPr>
         <w:drawing>
-          <wp:inline distT="0" distB="0" distL="0" distR="0" wp14:anchorId="1524BDE6" wp14:editId="6055810C">
-            <wp:extent cx="5732145" cy="3275330"/>
-            <wp:effectExtent l="0" t="0" r="1905" b="1270"/>
-            <wp:docPr id="2141135919" name="Graphic 3"/>
+          <wp:inline distT="0" distB="0" distL="0" distR="0" wp14:anchorId="7E5B34D9" wp14:editId="393C644D">
+            <wp:extent cx="4944533" cy="2825291"/>
+            <wp:effectExtent l="0" t="0" r="8890" b="0"/>
+            <wp:docPr id="2118173373" name="Graphic 3"/>
             <wp:cNvGraphicFramePr/>
             <a:graphic xmlns:a="http://schemas.openxmlformats.org/drawingml/2006/main">
               <a:graphicData uri="http://schemas.openxmlformats.org/drawingml/2006/picture">
                 <pic:pic xmlns:pic="http://schemas.openxmlformats.org/drawingml/2006/picture">
                   <pic:nvPicPr>
-                    <pic:cNvPr id="2141135919" name=""/>
+                    <pic:cNvPr id="2118173373" name=""/>
                     <pic:cNvPicPr/>
                   </pic:nvPicPr>
                   <pic:blipFill>
@@ -409,7 +596,7 @@
                   <pic:spPr>
                     <a:xfrm>
                       <a:off x="0" y="0"/>
-                      <a:ext cx="5732145" cy="3275330"/>
+                      <a:ext cx="4946634" cy="2826492"/>
                     </a:xfrm>
                     <a:prstGeom prst="rect">
                       <a:avLst/>
@@ -453,16 +640,16 @@
           <w:noProof/>
         </w:rPr>
         <w:drawing>
-          <wp:inline distT="0" distB="0" distL="0" distR="0" wp14:anchorId="0244F4C8" wp14:editId="5D772598">
+          <wp:inline distT="0" distB="0" distL="0" distR="0" wp14:anchorId="3E49CDEA" wp14:editId="36017E40">
             <wp:extent cx="5732145" cy="3307080"/>
             <wp:effectExtent l="0" t="0" r="1905" b="7620"/>
-            <wp:docPr id="628489311" name="Graphic 4"/>
+            <wp:docPr id="1088914381" name="Graphic 4"/>
             <wp:cNvGraphicFramePr/>
             <a:graphic xmlns:a="http://schemas.openxmlformats.org/drawingml/2006/main">
               <a:graphicData uri="http://schemas.openxmlformats.org/drawingml/2006/picture">
                 <pic:pic xmlns:pic="http://schemas.openxmlformats.org/drawingml/2006/picture">
                   <pic:nvPicPr>
-                    <pic:cNvPr id="628489311" name=""/>
+                    <pic:cNvPr id="1088914381" name=""/>
                     <pic:cNvPicPr/>
                   </pic:nvPicPr>
                   <pic:blipFill>
@@ -500,6 +687,11 @@
     </w:p>
     <w:p>
       <w:pPr>
+        <w:jc w:val="center"/>
+      </w:pPr>
+    </w:p>
+    <w:p>
+      <w:pPr>
         <w:pStyle w:val="Heading2"/>
         <w:spacing w:after="120"/>
         <w:jc w:val="left"/>
@@ -663,25 +855,25 @@
               <w:rPr>
                 <w:sz w:val="22"/>
               </w:rPr>
+              <w:t>9.0</w:t>
+            </w:r>
+          </w:p>
+        </w:tc>
+        <w:tc>
+          <w:tcPr>
+            <w:tcW w:w="2257" w:type="dxa"/>
+          </w:tcPr>
+          <w:p>
+            <w:pPr>
+              <w:rPr>
+                <w:sz w:val="22"/>
+              </w:rPr>
+            </w:pPr>
+            <w:r>
+              <w:rPr>
+                <w:sz w:val="22"/>
+              </w:rPr>
               <w:t>8.0</w:t>
-            </w:r>
-          </w:p>
-        </w:tc>
-        <w:tc>
-          <w:tcPr>
-            <w:tcW w:w="2257" w:type="dxa"/>
-          </w:tcPr>
-          <w:p>
-            <w:pPr>
-              <w:rPr>
-                <w:sz w:val="22"/>
-              </w:rPr>
-            </w:pPr>
-            <w:r>
-              <w:rPr>
-                <w:sz w:val="22"/>
-              </w:rPr>
-              <w:t>5.0</w:t>
             </w:r>
           </w:p>
         </w:tc>
@@ -697,12 +889,14 @@
                 <w:sz w:val="22"/>
               </w:rPr>
             </w:pPr>
+            <w:proofErr w:type="spellStart"/>
             <w:r>
               <w:rPr>
                 <w:sz w:val="22"/>
               </w:rPr>
               <w:t>Programiz</w:t>
             </w:r>
+            <w:proofErr w:type="spellEnd"/>
           </w:p>
         </w:tc>
         <w:tc>
@@ -771,12 +965,14 @@
                 <w:sz w:val="22"/>
               </w:rPr>
             </w:pPr>
+            <w:proofErr w:type="spellStart"/>
             <w:r>
               <w:rPr>
                 <w:sz w:val="22"/>
               </w:rPr>
               <w:t>OnlineGDB</w:t>
             </w:r>
+            <w:proofErr w:type="spellEnd"/>
           </w:p>
         </w:tc>
         <w:tc>
@@ -845,12 +1041,14 @@
                 <w:sz w:val="22"/>
               </w:rPr>
             </w:pPr>
+            <w:proofErr w:type="spellStart"/>
             <w:r>
               <w:rPr>
                 <w:sz w:val="22"/>
               </w:rPr>
               <w:t>JDoodle</w:t>
             </w:r>
+            <w:proofErr w:type="spellEnd"/>
           </w:p>
         </w:tc>
         <w:tc>
@@ -919,12 +1117,14 @@
                 <w:sz w:val="22"/>
               </w:rPr>
             </w:pPr>
+            <w:proofErr w:type="spellStart"/>
             <w:r>
               <w:rPr>
                 <w:sz w:val="22"/>
               </w:rPr>
               <w:t>OneCompiler</w:t>
             </w:r>
+            <w:proofErr w:type="spellEnd"/>
           </w:p>
         </w:tc>
         <w:tc>
@@ -993,12 +1193,14 @@
                 <w:sz w:val="22"/>
               </w:rPr>
             </w:pPr>
+            <w:proofErr w:type="spellStart"/>
             <w:r>
               <w:rPr>
                 <w:sz w:val="22"/>
               </w:rPr>
               <w:t>Ideone</w:t>
             </w:r>
+            <w:proofErr w:type="spellEnd"/>
           </w:p>
         </w:tc>
         <w:tc>
@@ -1057,6 +1259,9 @@
         </w:tc>
       </w:tr>
     </w:tbl>
+    <w:p/>
+    <w:p/>
+    <w:p/>
     <w:p/>
     <w:p/>
     <w:p>
@@ -1311,7 +1516,7 @@
               <w:rPr>
                 <w:sz w:val="22"/>
               </w:rPr>
-              <w:t>No</w:t>
+              <w:t>No built-in step debugger</w:t>
             </w:r>
           </w:p>
         </w:tc>
@@ -1347,97 +1552,97 @@
               <w:rPr>
                 <w:sz w:val="22"/>
               </w:rPr>
-              <w:t>Partial</w:t>
-            </w:r>
-          </w:p>
-        </w:tc>
-        <w:tc>
-          <w:tcPr>
-            <w:tcW w:w="1003" w:type="dxa"/>
-          </w:tcPr>
-          <w:p>
-            <w:pPr>
-              <w:rPr>
-                <w:sz w:val="22"/>
-              </w:rPr>
-            </w:pPr>
-            <w:r>
-              <w:rPr>
-                <w:sz w:val="22"/>
-              </w:rPr>
-              <w:t>No</w:t>
-            </w:r>
-          </w:p>
-        </w:tc>
-        <w:tc>
-          <w:tcPr>
-            <w:tcW w:w="1003" w:type="dxa"/>
-          </w:tcPr>
-          <w:p>
-            <w:pPr>
-              <w:rPr>
-                <w:sz w:val="22"/>
-              </w:rPr>
-            </w:pPr>
-            <w:r>
-              <w:rPr>
-                <w:sz w:val="22"/>
-              </w:rPr>
-              <w:t>Internal API only</w:t>
-            </w:r>
-          </w:p>
-        </w:tc>
-        <w:tc>
-          <w:tcPr>
-            <w:tcW w:w="1003" w:type="dxa"/>
-          </w:tcPr>
-          <w:p>
-            <w:pPr>
-              <w:rPr>
-                <w:sz w:val="22"/>
-              </w:rPr>
-            </w:pPr>
-            <w:r>
-              <w:rPr>
-                <w:sz w:val="22"/>
-              </w:rPr>
-              <w:t>No</w:t>
-            </w:r>
-          </w:p>
-        </w:tc>
-        <w:tc>
-          <w:tcPr>
-            <w:tcW w:w="1003" w:type="dxa"/>
-          </w:tcPr>
-          <w:p>
-            <w:pPr>
-              <w:rPr>
-                <w:sz w:val="22"/>
-              </w:rPr>
-            </w:pPr>
-            <w:r>
-              <w:rPr>
-                <w:sz w:val="22"/>
-              </w:rPr>
-              <w:t>No</w:t>
-            </w:r>
-          </w:p>
-        </w:tc>
-        <w:tc>
-          <w:tcPr>
-            <w:tcW w:w="1003" w:type="dxa"/>
-          </w:tcPr>
-          <w:p>
-            <w:pPr>
-              <w:rPr>
-                <w:sz w:val="22"/>
-              </w:rPr>
-            </w:pPr>
-            <w:r>
-              <w:rPr>
-                <w:sz w:val="22"/>
-              </w:rPr>
-              <w:t>No</w:t>
+              <w:t>Yes</w:t>
+            </w:r>
+          </w:p>
+        </w:tc>
+        <w:tc>
+          <w:tcPr>
+            <w:tcW w:w="1003" w:type="dxa"/>
+          </w:tcPr>
+          <w:p>
+            <w:pPr>
+              <w:rPr>
+                <w:sz w:val="22"/>
+              </w:rPr>
+            </w:pPr>
+            <w:r>
+              <w:rPr>
+                <w:sz w:val="22"/>
+              </w:rPr>
+              <w:t>Public share links</w:t>
+            </w:r>
+          </w:p>
+        </w:tc>
+        <w:tc>
+          <w:tcPr>
+            <w:tcW w:w="1003" w:type="dxa"/>
+          </w:tcPr>
+          <w:p>
+            <w:pPr>
+              <w:rPr>
+                <w:sz w:val="22"/>
+              </w:rPr>
+            </w:pPr>
+            <w:r>
+              <w:rPr>
+                <w:sz w:val="22"/>
+              </w:rPr>
+              <w:t>Internal authenticated API</w:t>
+            </w:r>
+          </w:p>
+        </w:tc>
+        <w:tc>
+          <w:tcPr>
+            <w:tcW w:w="1003" w:type="dxa"/>
+          </w:tcPr>
+          <w:p>
+            <w:pPr>
+              <w:rPr>
+                <w:sz w:val="22"/>
+              </w:rPr>
+            </w:pPr>
+            <w:r>
+              <w:rPr>
+                <w:sz w:val="22"/>
+              </w:rPr>
+              <w:t>Yes</w:t>
+            </w:r>
+          </w:p>
+        </w:tc>
+        <w:tc>
+          <w:tcPr>
+            <w:tcW w:w="1003" w:type="dxa"/>
+          </w:tcPr>
+          <w:p>
+            <w:pPr>
+              <w:rPr>
+                <w:sz w:val="22"/>
+              </w:rPr>
+            </w:pPr>
+            <w:r>
+              <w:rPr>
+                <w:sz w:val="22"/>
+              </w:rPr>
+              <w:t>Compiler profiles + custom flags</w:t>
+            </w:r>
+          </w:p>
+        </w:tc>
+        <w:tc>
+          <w:tcPr>
+            <w:tcW w:w="1003" w:type="dxa"/>
+          </w:tcPr>
+          <w:p>
+            <w:pPr>
+              <w:rPr>
+                <w:sz w:val="22"/>
+              </w:rPr>
+            </w:pPr>
+            <w:r>
+              <w:rPr>
+                <w:sz w:val="22"/>
+              </w:rPr>
+              <w:t>Browser-based (best on desktop)</w:t>
             </w:r>
           </w:p>
         </w:tc>
@@ -1453,12 +1658,14 @@
                 <w:sz w:val="22"/>
               </w:rPr>
             </w:pPr>
+            <w:proofErr w:type="spellStart"/>
             <w:r>
               <w:rPr>
                 <w:sz w:val="22"/>
               </w:rPr>
               <w:t>Programiz</w:t>
             </w:r>
+            <w:proofErr w:type="spellEnd"/>
           </w:p>
         </w:tc>
         <w:tc>
@@ -1493,7 +1700,7 @@
               <w:rPr>
                 <w:sz w:val="22"/>
               </w:rPr>
-              <w:t>Not clearly documented on landing page</w:t>
+              <w:t>Not clearly documented on examined pages</w:t>
             </w:r>
           </w:p>
         </w:tc>
@@ -1617,12 +1824,14 @@
                 <w:sz w:val="22"/>
               </w:rPr>
             </w:pPr>
+            <w:proofErr w:type="spellStart"/>
             <w:r>
               <w:rPr>
                 <w:sz w:val="22"/>
               </w:rPr>
               <w:t>OnlineGDB</w:t>
             </w:r>
+            <w:proofErr w:type="spellEnd"/>
           </w:p>
         </w:tc>
         <w:tc>
@@ -1781,12 +1990,14 @@
                 <w:sz w:val="22"/>
               </w:rPr>
             </w:pPr>
+            <w:proofErr w:type="spellStart"/>
             <w:r>
               <w:rPr>
                 <w:sz w:val="22"/>
               </w:rPr>
               <w:t>JDoodle</w:t>
             </w:r>
+            <w:proofErr w:type="spellEnd"/>
           </w:p>
         </w:tc>
         <w:tc>
@@ -1945,12 +2156,14 @@
                 <w:sz w:val="22"/>
               </w:rPr>
             </w:pPr>
+            <w:proofErr w:type="spellStart"/>
             <w:r>
               <w:rPr>
                 <w:sz w:val="22"/>
               </w:rPr>
               <w:t>OneCompiler</w:t>
             </w:r>
+            <w:proofErr w:type="spellEnd"/>
           </w:p>
         </w:tc>
         <w:tc>
@@ -2109,12 +2322,14 @@
                 <w:sz w:val="22"/>
               </w:rPr>
             </w:pPr>
+            <w:proofErr w:type="spellStart"/>
             <w:r>
               <w:rPr>
                 <w:sz w:val="22"/>
               </w:rPr>
               <w:t>Ideone</w:t>
             </w:r>
+            <w:proofErr w:type="spellEnd"/>
           </w:p>
         </w:tc>
         <w:tc>
@@ -2263,6 +2478,10 @@
         </w:tc>
       </w:tr>
     </w:tbl>
+    <w:p/>
+    <w:p/>
+    <w:p/>
+    <w:p/>
     <w:p/>
     <w:p/>
     <w:p>
@@ -2293,65 +2512,169 @@
           <w:b w:val="0"/>
         </w:rPr>
       </w:pPr>
+      <w:proofErr w:type="spellStart"/>
       <w:r>
         <w:rPr>
           <w:b w:val="0"/>
         </w:rPr>
-        <w:t>Programmiz versus other online compilers</w:t>
-      </w:r>
-    </w:p>
-    <w:p/>
-    <w:p>
-      <w:pPr>
-        <w:jc w:val="left"/>
-      </w:pPr>
-      <w:r>
-        <w:t>• **Programiz** is easy to use and share, which makes it good for quick learning tasks and short examples.</w:t>
-      </w:r>
-    </w:p>
-    <w:p>
-      <w:pPr>
-        <w:jc w:val="left"/>
-      </w:pPr>
-      <w:r>
-        <w:t>• Compared with **OnlineGDB**, **JDoodle**, and **OneCompiler**, Programiz exposes fewer advanced workflow features from the examined product pages.</w:t>
-      </w:r>
-    </w:p>
-    <w:p>
-      <w:pPr>
-        <w:jc w:val="left"/>
-      </w:pPr>
-      <w:r>
-        <w:t>• Programiz appears weaker than **OnlineGDB** for debugging, weaker than **JDoodle** for configurable IDE workflows and APIs, and weaker than **OneCompiler** for organizations, embedded editors, and team use.</w:t>
-      </w:r>
-    </w:p>
-    <w:p>
-      <w:pPr>
-        <w:jc w:val="left"/>
-      </w:pPr>
-      <w:r>
-        <w:t>• Against **Ideone**, Programiz looks more learning-oriented, while Ideone looks more like a remote execution service with API/widget roots and time-limit controls.</w:t>
-      </w:r>
-    </w:p>
-    <w:p>
-      <w:pPr>
-        <w:jc w:val="left"/>
-      </w:pPr>
-    </w:p>
-    <w:p>
-      <w:pPr>
-        <w:pStyle w:val="Heading3"/>
-        <w:spacing w:after="120"/>
-        <w:jc w:val="left"/>
+        <w:t>Programiz</w:t>
+      </w:r>
+      <w:proofErr w:type="spellEnd"/>
+      <w:r>
         <w:rPr>
           <w:b w:val="0"/>
         </w:rPr>
-      </w:pPr>
-      <w:r>
+        <w:t xml:space="preserve"> versus other online compilers</w:t>
+      </w:r>
+    </w:p>
+    <w:p/>
+    <w:p>
+      <w:pPr>
+        <w:jc w:val="left"/>
+      </w:pPr>
+      <w:r>
+        <w:t xml:space="preserve">• </w:t>
+      </w:r>
+      <w:proofErr w:type="spellStart"/>
+      <w:r>
+        <w:t>Programiz</w:t>
+      </w:r>
+      <w:proofErr w:type="spellEnd"/>
+      <w:r>
+        <w:t xml:space="preserve"> still looks strongest as a low-friction learning tool for quick browser runs and easy sharing.</w:t>
+      </w:r>
+    </w:p>
+    <w:p>
+      <w:pPr>
+        <w:jc w:val="left"/>
+      </w:pPr>
+      <w:r>
+        <w:t xml:space="preserve">• Compared with </w:t>
+      </w:r>
+      <w:proofErr w:type="spellStart"/>
+      <w:r>
+        <w:t>OnlineGDB</w:t>
+      </w:r>
+      <w:proofErr w:type="spellEnd"/>
+      <w:r>
+        <w:t xml:space="preserve">, </w:t>
+      </w:r>
+      <w:proofErr w:type="spellStart"/>
+      <w:r>
+        <w:t>JDoodle</w:t>
+      </w:r>
+      <w:proofErr w:type="spellEnd"/>
+      <w:r>
+        <w:t xml:space="preserve">, and </w:t>
+      </w:r>
+      <w:proofErr w:type="spellStart"/>
+      <w:r>
+        <w:t>OneCompiler</w:t>
+      </w:r>
+      <w:proofErr w:type="spellEnd"/>
+      <w:r>
+        <w:t xml:space="preserve">, </w:t>
+      </w:r>
+      <w:proofErr w:type="spellStart"/>
+      <w:r>
+        <w:t>Programiz</w:t>
+      </w:r>
+      <w:proofErr w:type="spellEnd"/>
+      <w:r>
+        <w:t xml:space="preserve"> exposes fewer advanced workflow features from the examined documentation.</w:t>
+      </w:r>
+    </w:p>
+    <w:p>
+      <w:pPr>
+        <w:jc w:val="left"/>
+      </w:pPr>
+      <w:r>
+        <w:t xml:space="preserve">• </w:t>
+      </w:r>
+      <w:proofErr w:type="spellStart"/>
+      <w:r>
+        <w:t>Programiz</w:t>
+      </w:r>
+      <w:proofErr w:type="spellEnd"/>
+      <w:r>
+        <w:t xml:space="preserve"> appears weaker than </w:t>
+      </w:r>
+      <w:proofErr w:type="spellStart"/>
+      <w:r>
+        <w:t>OnlineGDB</w:t>
+      </w:r>
+      <w:proofErr w:type="spellEnd"/>
+      <w:r>
+        <w:t xml:space="preserve"> for debugging, weaker than </w:t>
+      </w:r>
+      <w:proofErr w:type="spellStart"/>
+      <w:r>
+        <w:t>JDoodle</w:t>
+      </w:r>
+      <w:proofErr w:type="spellEnd"/>
+      <w:r>
+        <w:t xml:space="preserve"> for configurable IDE workflows and APIs, and weaker than </w:t>
+      </w:r>
+      <w:proofErr w:type="spellStart"/>
+      <w:r>
+        <w:t>OneCompiler</w:t>
+      </w:r>
+      <w:proofErr w:type="spellEnd"/>
+      <w:r>
+        <w:t xml:space="preserve"> for team-style or studio-style usage.</w:t>
+      </w:r>
+    </w:p>
+    <w:p>
+      <w:pPr>
+        <w:jc w:val="left"/>
+      </w:pPr>
+      <w:r>
+        <w:t xml:space="preserve">• Against </w:t>
+      </w:r>
+      <w:proofErr w:type="spellStart"/>
+      <w:r>
+        <w:t>Ideone</w:t>
+      </w:r>
+      <w:proofErr w:type="spellEnd"/>
+      <w:r>
+        <w:t xml:space="preserve">, </w:t>
+      </w:r>
+      <w:proofErr w:type="spellStart"/>
+      <w:r>
+        <w:t>Programiz</w:t>
+      </w:r>
+      <w:proofErr w:type="spellEnd"/>
+      <w:r>
+        <w:t xml:space="preserve"> looks more tutorial-oriented, while </w:t>
+      </w:r>
+      <w:proofErr w:type="spellStart"/>
+      <w:r>
+        <w:t>Ideone</w:t>
+      </w:r>
+      <w:proofErr w:type="spellEnd"/>
+      <w:r>
+        <w:t xml:space="preserve"> looks more like a remote execution utility with API/widget roots.</w:t>
+      </w:r>
+    </w:p>
+    <w:p>
+      <w:pPr>
+        <w:jc w:val="left"/>
+      </w:pPr>
+    </w:p>
+    <w:p>
+      <w:pPr>
+        <w:pStyle w:val="Heading3"/>
+        <w:spacing w:after="120"/>
+        <w:jc w:val="left"/>
         <w:rPr>
           <w:b w:val="0"/>
         </w:rPr>
-        <w:t>Where Cloud Compiler stands</w:t>
+      </w:pPr>
+      <w:r>
+        <w:rPr>
+          <w:b w:val="0"/>
+        </w:rPr>
+        <w:t>Where Cloud Compiler stands now</w:t>
       </w:r>
     </w:p>
     <w:p/>
@@ -2360,31 +2683,31 @@
         <w:jc w:val="left"/>
       </w:pPr>
       <w:r>
-        <w:t>• **Cloud Compiler** is much narrower in language coverage than Programiz and the larger commercial platforms.</w:t>
-      </w:r>
-    </w:p>
-    <w:p>
-      <w:pPr>
-        <w:jc w:val="left"/>
-      </w:pPr>
-      <w:r>
-        <w:t>• Its strongest differentiators are the combination of **browser execution**, **Docker isolation**, **sync plus async execution**, and **built-in worker/queue/system metrics**.</w:t>
-      </w:r>
-    </w:p>
-    <w:p>
-      <w:pPr>
-        <w:jc w:val="left"/>
-      </w:pPr>
-      <w:r>
-        <w:t>• In measured latency, Cloud Compiler is slower than native execution, especially in async mode.</w:t>
-      </w:r>
-    </w:p>
-    <w:p>
-      <w:pPr>
-        <w:jc w:val="left"/>
-      </w:pPr>
-      <w:r>
-        <w:t>• In managed usability, Cloud Compiler compares surprisingly well because it bundles stdin, output history, import/export, complexity analysis, and admin observability in one project.</w:t>
+        <w:t>• Cloud Compiler still has a smaller language set than the larger commercial platforms.</w:t>
+      </w:r>
+    </w:p>
+    <w:p>
+      <w:pPr>
+        <w:jc w:val="left"/>
+      </w:pPr>
+      <w:r>
+        <w:t>• Its platform strengths are now much clearer than before: Docker isolation, sync + async execution, save/share, multi-file support, compiler profiles/flags, and observability dashboards.</w:t>
+      </w:r>
+    </w:p>
+    <w:p>
+      <w:pPr>
+        <w:jc w:val="left"/>
+      </w:pPr>
+      <w:r>
+        <w:t>• The Java Swing path is a distinctive capability for a student project because it supports both preview artifacts and interactive browser sessions.</w:t>
+      </w:r>
+    </w:p>
+    <w:p>
+      <w:pPr>
+        <w:jc w:val="left"/>
+      </w:pPr>
+      <w:r>
+        <w:t>• In raw speed, Cloud Compiler is still slower than native local execution, especially in async mode. In managed usability, it is much stronger than the earlier single-file version.</w:t>
       </w:r>
     </w:p>
     <w:p>
@@ -2416,47 +2739,87 @@
         <w:jc w:val="left"/>
       </w:pPr>
       <w:r>
-        <w:t>• **Cloud Compiler**: Best for managed browser-based execution inside this project.</w:t>
-      </w:r>
-    </w:p>
-    <w:p>
-      <w:pPr>
-        <w:jc w:val="left"/>
-      </w:pPr>
-      <w:r>
-        <w:t>• **Programiz**: Good for quick learning-oriented browser execution and easy sharing.</w:t>
-      </w:r>
-    </w:p>
-    <w:p>
-      <w:pPr>
-        <w:jc w:val="left"/>
-      </w:pPr>
-      <w:r>
-        <w:t>• **OnlineGDB**: Strong educational IDE with live debugging and classroom support.</w:t>
-      </w:r>
-    </w:p>
-    <w:p>
-      <w:pPr>
-        <w:jc w:val="left"/>
-      </w:pPr>
-      <w:r>
-        <w:t>• **JDoodle**: Most feature-rich documented platform in this comparison.</w:t>
-      </w:r>
-    </w:p>
-    <w:p>
-      <w:pPr>
-        <w:jc w:val="left"/>
-      </w:pPr>
-      <w:r>
-        <w:t>• **OneCompiler**: Strong general-purpose online coding platform with API and team features.</w:t>
-      </w:r>
-    </w:p>
-    <w:p>
-      <w:pPr>
-        <w:jc w:val="left"/>
-      </w:pPr>
-      <w:r>
-        <w:t>• **Ideone**: Simple remote execution service with broad language coverage and API/widget hooks.</w:t>
+        <w:t>• Cloud Compiler: Best for an observable educational platform with Docker isolation, save/share, multi-file workspaces, and Java Swing browser workflows.</w:t>
+      </w:r>
+    </w:p>
+    <w:p>
+      <w:pPr>
+        <w:jc w:val="left"/>
+      </w:pPr>
+      <w:r>
+        <w:t xml:space="preserve">• </w:t>
+      </w:r>
+      <w:proofErr w:type="spellStart"/>
+      <w:r>
+        <w:t>Programiz</w:t>
+      </w:r>
+      <w:proofErr w:type="spellEnd"/>
+      <w:r>
+        <w:t>: Good for quick learning-oriented browser execution and easy sharing.</w:t>
+      </w:r>
+    </w:p>
+    <w:p>
+      <w:pPr>
+        <w:jc w:val="left"/>
+      </w:pPr>
+      <w:r>
+        <w:t xml:space="preserve">• </w:t>
+      </w:r>
+      <w:proofErr w:type="spellStart"/>
+      <w:r>
+        <w:t>OnlineGDB</w:t>
+      </w:r>
+      <w:proofErr w:type="spellEnd"/>
+      <w:r>
+        <w:t>: Strong educational IDE with live debugging and classroom support.</w:t>
+      </w:r>
+    </w:p>
+    <w:p>
+      <w:pPr>
+        <w:jc w:val="left"/>
+      </w:pPr>
+      <w:r>
+        <w:t xml:space="preserve">• </w:t>
+      </w:r>
+      <w:proofErr w:type="spellStart"/>
+      <w:r>
+        <w:t>JDoodle</w:t>
+      </w:r>
+      <w:proofErr w:type="spellEnd"/>
+      <w:r>
+        <w:t>: Most feature-rich documented platform in this comparison.</w:t>
+      </w:r>
+    </w:p>
+    <w:p>
+      <w:pPr>
+        <w:jc w:val="left"/>
+      </w:pPr>
+      <w:r>
+        <w:t xml:space="preserve">• </w:t>
+      </w:r>
+      <w:proofErr w:type="spellStart"/>
+      <w:r>
+        <w:t>OneCompiler</w:t>
+      </w:r>
+      <w:proofErr w:type="spellEnd"/>
+      <w:r>
+        <w:t>: Strong general-purpose online coding platform with API and team features.</w:t>
+      </w:r>
+    </w:p>
+    <w:p>
+      <w:pPr>
+        <w:jc w:val="left"/>
+      </w:pPr>
+      <w:r>
+        <w:t xml:space="preserve">• </w:t>
+      </w:r>
+      <w:proofErr w:type="spellStart"/>
+      <w:r>
+        <w:t>Ideone</w:t>
+      </w:r>
+      <w:proofErr w:type="spellEnd"/>
+      <w:r>
+        <w:t>: Simple remote execution service with broad language coverage and API/widget hooks.</w:t>
       </w:r>
     </w:p>
     <w:p>
@@ -2533,7 +2896,39 @@
                 <w:b/>
                 <w:sz w:val="22"/>
               </w:rPr>
-              <w:t>Native avg (ms)</w:t>
+              <w:t xml:space="preserve">Native </w:t>
+            </w:r>
+            <w:proofErr w:type="spellStart"/>
+            <w:r>
+              <w:rPr>
+                <w:b/>
+                <w:sz w:val="22"/>
+              </w:rPr>
+              <w:t>avg</w:t>
+            </w:r>
+            <w:proofErr w:type="spellEnd"/>
+            <w:r>
+              <w:rPr>
+                <w:b/>
+                <w:sz w:val="22"/>
+              </w:rPr>
+              <w:t xml:space="preserve"> (</w:t>
+            </w:r>
+            <w:proofErr w:type="spellStart"/>
+            <w:r>
+              <w:rPr>
+                <w:b/>
+                <w:sz w:val="22"/>
+              </w:rPr>
+              <w:t>ms</w:t>
+            </w:r>
+            <w:proofErr w:type="spellEnd"/>
+            <w:r>
+              <w:rPr>
+                <w:b/>
+                <w:sz w:val="22"/>
+              </w:rPr>
+              <w:t>)</w:t>
             </w:r>
           </w:p>
         </w:tc>
@@ -2553,7 +2948,39 @@
                 <w:b/>
                 <w:sz w:val="22"/>
               </w:rPr>
-              <w:t>Cloud sync avg (ms)</w:t>
+              <w:t xml:space="preserve">Cloud sync </w:t>
+            </w:r>
+            <w:proofErr w:type="spellStart"/>
+            <w:r>
+              <w:rPr>
+                <w:b/>
+                <w:sz w:val="22"/>
+              </w:rPr>
+              <w:t>avg</w:t>
+            </w:r>
+            <w:proofErr w:type="spellEnd"/>
+            <w:r>
+              <w:rPr>
+                <w:b/>
+                <w:sz w:val="22"/>
+              </w:rPr>
+              <w:t xml:space="preserve"> (</w:t>
+            </w:r>
+            <w:proofErr w:type="spellStart"/>
+            <w:r>
+              <w:rPr>
+                <w:b/>
+                <w:sz w:val="22"/>
+              </w:rPr>
+              <w:t>ms</w:t>
+            </w:r>
+            <w:proofErr w:type="spellEnd"/>
+            <w:r>
+              <w:rPr>
+                <w:b/>
+                <w:sz w:val="22"/>
+              </w:rPr>
+              <w:t>)</w:t>
             </w:r>
           </w:p>
         </w:tc>
@@ -2573,7 +3000,39 @@
                 <w:b/>
                 <w:sz w:val="22"/>
               </w:rPr>
-              <w:t>Cloud async avg (ms)</w:t>
+              <w:t xml:space="preserve">Cloud async </w:t>
+            </w:r>
+            <w:proofErr w:type="spellStart"/>
+            <w:r>
+              <w:rPr>
+                <w:b/>
+                <w:sz w:val="22"/>
+              </w:rPr>
+              <w:t>avg</w:t>
+            </w:r>
+            <w:proofErr w:type="spellEnd"/>
+            <w:r>
+              <w:rPr>
+                <w:b/>
+                <w:sz w:val="22"/>
+              </w:rPr>
+              <w:t xml:space="preserve"> (</w:t>
+            </w:r>
+            <w:proofErr w:type="spellStart"/>
+            <w:r>
+              <w:rPr>
+                <w:b/>
+                <w:sz w:val="22"/>
+              </w:rPr>
+              <w:t>ms</w:t>
+            </w:r>
+            <w:proofErr w:type="spellEnd"/>
+            <w:r>
+              <w:rPr>
+                <w:b/>
+                <w:sz w:val="22"/>
+              </w:rPr>
+              <w:t>)</w:t>
             </w:r>
           </w:p>
         </w:tc>
@@ -2593,7 +3052,7 @@
               <w:rPr>
                 <w:sz w:val="22"/>
               </w:rPr>
-              <w:t>Python</w:t>
+              <w:t>C</w:t>
             </w:r>
           </w:p>
         </w:tc>
@@ -2611,7 +3070,7 @@
               <w:rPr>
                 <w:sz w:val="22"/>
               </w:rPr>
-              <w:t>130.74</w:t>
+              <w:t>114.25</w:t>
             </w:r>
           </w:p>
         </w:tc>
@@ -2629,7 +3088,7 @@
               <w:rPr>
                 <w:sz w:val="22"/>
               </w:rPr>
-              <w:t>883.12</w:t>
+              <w:t>1627.46</w:t>
             </w:r>
           </w:p>
         </w:tc>
@@ -2647,7 +3106,7 @@
               <w:rPr>
                 <w:sz w:val="22"/>
               </w:rPr>
-              <w:t>1736.48</w:t>
+              <w:t>2567.13</w:t>
             </w:r>
           </w:p>
         </w:tc>
@@ -2667,7 +3126,7 @@
               <w:rPr>
                 <w:sz w:val="22"/>
               </w:rPr>
-              <w:t>C</w:t>
+              <w:t>C++</w:t>
             </w:r>
           </w:p>
         </w:tc>
@@ -2685,7 +3144,7 @@
               <w:rPr>
                 <w:sz w:val="22"/>
               </w:rPr>
-              <w:t>624.33</w:t>
+              <w:t>93.95</w:t>
             </w:r>
           </w:p>
         </w:tc>
@@ -2703,7 +3162,7 @@
               <w:rPr>
                 <w:sz w:val="22"/>
               </w:rPr>
-              <w:t>953.89</w:t>
+              <w:t>2712.69</w:t>
             </w:r>
           </w:p>
         </w:tc>
@@ -2721,7 +3180,7 @@
               <w:rPr>
                 <w:sz w:val="22"/>
               </w:rPr>
-              <w:t>1710.8</w:t>
+              <w:t>4294.62</w:t>
             </w:r>
           </w:p>
         </w:tc>
@@ -2741,7 +3200,7 @@
               <w:rPr>
                 <w:sz w:val="22"/>
               </w:rPr>
-              <w:t>C++</w:t>
+              <w:t>Python</w:t>
             </w:r>
           </w:p>
         </w:tc>
@@ -2759,7 +3218,7 @@
               <w:rPr>
                 <w:sz w:val="22"/>
               </w:rPr>
-              <w:t>1133.48</w:t>
+              <w:t>300.59</w:t>
             </w:r>
           </w:p>
         </w:tc>
@@ -2777,7 +3236,7 @@
               <w:rPr>
                 <w:sz w:val="22"/>
               </w:rPr>
-              <w:t>1443.88</w:t>
+              <w:t>1545.61</w:t>
             </w:r>
           </w:p>
         </w:tc>
@@ -2795,7 +3254,7 @@
               <w:rPr>
                 <w:sz w:val="22"/>
               </w:rPr>
-              <w:t>2641.79</w:t>
+              <w:t>2533.95</w:t>
             </w:r>
           </w:p>
         </w:tc>
@@ -2827,47 +3286,71 @@
         <w:jc w:val="left"/>
       </w:pPr>
       <w:r>
-        <w:t>• If the priority is **fast local execution**, native compilers remain the best baseline.</w:t>
-      </w:r>
-    </w:p>
-    <w:p>
-      <w:pPr>
-        <w:jc w:val="left"/>
-      </w:pPr>
-      <w:r>
-        <w:t>• If the priority is **simple browser use for beginners**, Programiz is attractive because of its low-friction interface.</w:t>
-      </w:r>
-    </w:p>
-    <w:p>
-      <w:pPr>
-        <w:jc w:val="left"/>
-      </w:pPr>
-      <w:r>
-        <w:t>• If the priority is **debugging and classroom use**, OnlineGDB is stronger than Programiz.</w:t>
-      </w:r>
-    </w:p>
-    <w:p>
-      <w:pPr>
-        <w:jc w:val="left"/>
-      </w:pPr>
-      <w:r>
-        <w:t>• If the priority is **enterprise-grade integrations, collaboration, multi-file projects, APIs, and configurable versions**, JDoodle is the strongest documented platform in this comparison.</w:t>
-      </w:r>
-    </w:p>
-    <w:p>
-      <w:pPr>
-        <w:jc w:val="left"/>
-      </w:pPr>
-      <w:r>
-        <w:t>• If the priority is **broad browser-based coding with APIs and team workflows**, OneCompiler is also very strong.</w:t>
-      </w:r>
-    </w:p>
-    <w:p>
-      <w:pPr>
-        <w:jc w:val="left"/>
-      </w:pPr>
-      <w:r>
-        <w:t>• **Cloud Compiler** is best positioned as a custom, observable, Docker-isolated educational or institutional platform rather than as the fastest compiler service in this group.</w:t>
+        <w:t>• If the priority is fast local execution, native compilers remain the best baseline.</w:t>
+      </w:r>
+    </w:p>
+    <w:p>
+      <w:pPr>
+        <w:jc w:val="left"/>
+      </w:pPr>
+      <w:r>
+        <w:t xml:space="preserve">• If the priority is simple browser use for beginners, </w:t>
+      </w:r>
+      <w:proofErr w:type="spellStart"/>
+      <w:r>
+        <w:t>Programiz</w:t>
+      </w:r>
+      <w:proofErr w:type="spellEnd"/>
+      <w:r>
+        <w:t xml:space="preserve"> is still attractive because of its low-friction interface.</w:t>
+      </w:r>
+    </w:p>
+    <w:p>
+      <w:pPr>
+        <w:jc w:val="left"/>
+      </w:pPr>
+      <w:r>
+        <w:t xml:space="preserve">• If the priority is debugging and classroom use, </w:t>
+      </w:r>
+      <w:proofErr w:type="spellStart"/>
+      <w:r>
+        <w:t>OnlineGDB</w:t>
+      </w:r>
+      <w:proofErr w:type="spellEnd"/>
+      <w:r>
+        <w:t xml:space="preserve"> remains stronger than </w:t>
+      </w:r>
+      <w:proofErr w:type="spellStart"/>
+      <w:r>
+        <w:t>Programiz</w:t>
+      </w:r>
+      <w:proofErr w:type="spellEnd"/>
+      <w:r>
+        <w:t>.</w:t>
+      </w:r>
+    </w:p>
+    <w:p>
+      <w:pPr>
+        <w:jc w:val="left"/>
+      </w:pPr>
+      <w:r>
+        <w:t xml:space="preserve">• If the priority is enterprise-style integrations, collaboration, multi-file projects, APIs, and configurable versions, </w:t>
+      </w:r>
+      <w:proofErr w:type="spellStart"/>
+      <w:r>
+        <w:t>JDoodle</w:t>
+      </w:r>
+      <w:proofErr w:type="spellEnd"/>
+      <w:r>
+        <w:t xml:space="preserve"> remains the strongest documented external platform in this comparison.</w:t>
+      </w:r>
+    </w:p>
+    <w:p>
+      <w:pPr>
+        <w:jc w:val="left"/>
+      </w:pPr>
+      <w:r>
+        <w:t>• Cloud Compiler now fits best as a custom, observable, browser-based coding platform for institutional, classroom, or showcase use cases rather than as the broadest or fastest compiler service.</w:t>
       </w:r>
     </w:p>
     <w:p>
@@ -2899,47 +3382,63 @@
         <w:jc w:val="left"/>
       </w:pPr>
       <w:r>
-        <w:t>1. Add multi-file project support if you want to compete more directly with JDoodle, OneCompiler, and OnlineGDB.</w:t>
-      </w:r>
-    </w:p>
-    <w:p>
-      <w:pPr>
-        <w:jc w:val="left"/>
-      </w:pPr>
-      <w:r>
-        <w:t>2. Add structured async telemetry and queue wait graphs so your observability advantage becomes more visible.</w:t>
-      </w:r>
-    </w:p>
-    <w:p>
-      <w:pPr>
-        <w:jc w:val="left"/>
-      </w:pPr>
-      <w:r>
-        <w:t>3. Add compiler version selection and advanced run flags for C, C++, Java, and Python.</w:t>
-      </w:r>
-    </w:p>
-    <w:p>
-      <w:pPr>
-        <w:jc w:val="left"/>
-      </w:pPr>
-      <w:r>
-        <w:t>4. Add sharing or saved project links to compete better with Programiz and Ideone.</w:t>
-      </w:r>
-    </w:p>
-    <w:p>
-      <w:pPr>
-        <w:jc w:val="left"/>
-      </w:pPr>
-      <w:r>
-        <w:t>5. Add debugger-oriented tooling or richer error grouping if debugging experience is part of your evaluation.</w:t>
-      </w:r>
-    </w:p>
-    <w:p>
-      <w:pPr>
-        <w:jc w:val="left"/>
-      </w:pPr>
-      <w:r>
-        <w:t>6. Keep using measured benchmark graphs for your own platform, but describe external platforms using documented features unless you can run controlled benchmarks against them fairly.</w:t>
+        <w:t>1. Add step-debugging or richer trace tooling if you want to close the gap with debugger-oriented platforms.</w:t>
+      </w:r>
+    </w:p>
+    <w:p>
+      <w:pPr>
+        <w:jc w:val="left"/>
+      </w:pPr>
+      <w:r>
+        <w:t xml:space="preserve">2. Proxy interactive Swing sessions through the backend for production-safe remote access instead of local-only </w:t>
+      </w:r>
+      <w:proofErr w:type="spellStart"/>
+      <w:r>
+        <w:t>noVNC</w:t>
+      </w:r>
+      <w:proofErr w:type="spellEnd"/>
+      <w:r>
+        <w:t xml:space="preserve"> ports.</w:t>
+      </w:r>
+    </w:p>
+    <w:p>
+      <w:pPr>
+        <w:jc w:val="left"/>
+      </w:pPr>
+      <w:r>
+        <w:t xml:space="preserve">3. Expand compiler-version coverage and language support if broader parity with </w:t>
+      </w:r>
+      <w:proofErr w:type="spellStart"/>
+      <w:r>
+        <w:t>JDoodle</w:t>
+      </w:r>
+      <w:proofErr w:type="spellEnd"/>
+      <w:r>
+        <w:t xml:space="preserve"> or </w:t>
+      </w:r>
+      <w:proofErr w:type="spellStart"/>
+      <w:r>
+        <w:t>OneCompiler</w:t>
+      </w:r>
+      <w:proofErr w:type="spellEnd"/>
+      <w:r>
+        <w:t xml:space="preserve"> is a goal.</w:t>
+      </w:r>
+    </w:p>
+    <w:p>
+      <w:pPr>
+        <w:jc w:val="left"/>
+      </w:pPr>
+      <w:r>
+        <w:t>4. Add collaborative editing, comments, or instructor review flows if classroom use is part of the product direction.</w:t>
+      </w:r>
+    </w:p>
+    <w:p>
+      <w:pPr>
+        <w:jc w:val="left"/>
+      </w:pPr>
+      <w:r>
+        <w:t>5. Continue using measured benchmark graphs for your own platform and keep external platform claims explicitly feature-based unless you run controlled, fair benchmarks.</w:t>
       </w:r>
     </w:p>
     <w:p>
@@ -3052,8 +3551,16 @@
               <w:rPr>
                 <w:sz w:val="22"/>
               </w:rPr>
-              <w:t>Local project analysis + measured benchmark run in reporting/compiler_comparison_results.json</w:t>
-            </w:r>
+              <w:t>Local project analysis of the current repository plus measured benchmark data from reporting/</w:t>
+            </w:r>
+            <w:proofErr w:type="spellStart"/>
+            <w:r>
+              <w:rPr>
+                <w:sz w:val="22"/>
+              </w:rPr>
+              <w:t>compiler_comparison_results.json</w:t>
+            </w:r>
+            <w:proofErr w:type="spellEnd"/>
           </w:p>
         </w:tc>
       </w:tr>
@@ -3068,12 +3575,14 @@
                 <w:sz w:val="22"/>
               </w:rPr>
             </w:pPr>
+            <w:proofErr w:type="spellStart"/>
             <w:r>
               <w:rPr>
                 <w:sz w:val="22"/>
               </w:rPr>
               <w:t>Programiz</w:t>
             </w:r>
+            <w:proofErr w:type="spellEnd"/>
           </w:p>
         </w:tc>
         <w:tc>
@@ -3106,12 +3615,14 @@
                 <w:sz w:val="22"/>
               </w:rPr>
             </w:pPr>
+            <w:proofErr w:type="spellStart"/>
             <w:r>
               <w:rPr>
                 <w:sz w:val="22"/>
               </w:rPr>
               <w:t>OnlineGDB</w:t>
             </w:r>
+            <w:proofErr w:type="spellEnd"/>
           </w:p>
         </w:tc>
         <w:tc>
@@ -3144,12 +3655,14 @@
                 <w:sz w:val="22"/>
               </w:rPr>
             </w:pPr>
+            <w:proofErr w:type="spellStart"/>
             <w:r>
               <w:rPr>
                 <w:sz w:val="22"/>
               </w:rPr>
               <w:t>JDoodle</w:t>
             </w:r>
+            <w:proofErr w:type="spellEnd"/>
           </w:p>
         </w:tc>
         <w:tc>
@@ -3182,12 +3695,14 @@
                 <w:sz w:val="22"/>
               </w:rPr>
             </w:pPr>
+            <w:proofErr w:type="spellStart"/>
             <w:r>
               <w:rPr>
                 <w:sz w:val="22"/>
               </w:rPr>
               <w:t>OneCompiler</w:t>
             </w:r>
+            <w:proofErr w:type="spellEnd"/>
           </w:p>
         </w:tc>
         <w:tc>
@@ -3200,11 +3715,33 @@
                 <w:sz w:val="22"/>
               </w:rPr>
             </w:pPr>
-            <w:r>
-              <w:rPr>
-                <w:sz w:val="22"/>
-              </w:rPr>
-              <w:t>https://onecompiler.com/ , https://onecompiler.com/about , https://onecompiler.com/studio</w:t>
+            <w:proofErr w:type="gramStart"/>
+            <w:r>
+              <w:rPr>
+                <w:sz w:val="22"/>
+              </w:rPr>
+              <w:t>https://onecompiler.com/ ,</w:t>
+            </w:r>
+            <w:proofErr w:type="gramEnd"/>
+            <w:r>
+              <w:rPr>
+                <w:sz w:val="22"/>
+              </w:rPr>
+              <w:t xml:space="preserve"> </w:t>
+            </w:r>
+            <w:proofErr w:type="gramStart"/>
+            <w:r>
+              <w:rPr>
+                <w:sz w:val="22"/>
+              </w:rPr>
+              <w:t>https://onecompiler.com/about ,</w:t>
+            </w:r>
+            <w:proofErr w:type="gramEnd"/>
+            <w:r>
+              <w:rPr>
+                <w:sz w:val="22"/>
+              </w:rPr>
+              <w:t xml:space="preserve"> https://onecompiler.com/studio</w:t>
             </w:r>
           </w:p>
         </w:tc>
@@ -3220,12 +3757,14 @@
                 <w:sz w:val="22"/>
               </w:rPr>
             </w:pPr>
+            <w:proofErr w:type="spellStart"/>
             <w:r>
               <w:rPr>
                 <w:sz w:val="22"/>
               </w:rPr>
               <w:t>Ideone</w:t>
             </w:r>
+            <w:proofErr w:type="spellEnd"/>
           </w:p>
         </w:tc>
         <w:tc>
@@ -3252,7 +3791,7 @@
     <w:p/>
     <w:p>
       <w:r>
-        <w:t>Local benchmark source:</w:t>
+        <w:t>Local measured benchmark source:</w:t>
       </w:r>
     </w:p>
     <w:p/>
@@ -3261,7 +3800,15 @@
         <w:jc w:val="left"/>
       </w:pPr>
       <w:r>
-        <w:t>• `reporting/compiler_comparison_results.json`</w:t>
+        <w:t>• `reporting/</w:t>
+      </w:r>
+      <w:proofErr w:type="spellStart"/>
+      <w:r>
+        <w:t>compiler_comparison_results.json</w:t>
+      </w:r>
+      <w:proofErr w:type="spellEnd"/>
+      <w:r>
+        <w:t>`</w:t>
       </w:r>
     </w:p>
     <w:p>
@@ -3703,7 +4250,7 @@
     <w:link w:val="Heading1Char"/>
     <w:uiPriority w:val="9"/>
     <w:qFormat/>
-    <w:rsid w:val="00FC6BE8"/>
+    <w:rsid w:val="00601C3E"/>
     <w:pPr>
       <w:keepNext/>
       <w:keepLines/>
@@ -3726,7 +4273,7 @@
     <w:uiPriority w:val="9"/>
     <w:unhideWhenUsed/>
     <w:qFormat/>
-    <w:rsid w:val="00FC6BE8"/>
+    <w:rsid w:val="00601C3E"/>
     <w:pPr>
       <w:keepNext/>
       <w:keepLines/>
@@ -3749,7 +4296,7 @@
     <w:uiPriority w:val="9"/>
     <w:unhideWhenUsed/>
     <w:qFormat/>
-    <w:rsid w:val="00FC6BE8"/>
+    <w:rsid w:val="00601C3E"/>
     <w:pPr>
       <w:keepNext/>
       <w:keepLines/>
@@ -3772,7 +4319,7 @@
     <w:semiHidden/>
     <w:unhideWhenUsed/>
     <w:qFormat/>
-    <w:rsid w:val="00FC6BE8"/>
+    <w:rsid w:val="00601C3E"/>
     <w:pPr>
       <w:keepNext/>
       <w:keepLines/>
@@ -3795,7 +4342,7 @@
     <w:semiHidden/>
     <w:unhideWhenUsed/>
     <w:qFormat/>
-    <w:rsid w:val="00FC6BE8"/>
+    <w:rsid w:val="00601C3E"/>
     <w:pPr>
       <w:keepNext/>
       <w:keepLines/>
@@ -3816,7 +4363,7 @@
     <w:semiHidden/>
     <w:unhideWhenUsed/>
     <w:qFormat/>
-    <w:rsid w:val="00FC6BE8"/>
+    <w:rsid w:val="00601C3E"/>
     <w:pPr>
       <w:keepNext/>
       <w:keepLines/>
@@ -3839,7 +4386,7 @@
     <w:semiHidden/>
     <w:unhideWhenUsed/>
     <w:qFormat/>
-    <w:rsid w:val="00FC6BE8"/>
+    <w:rsid w:val="00601C3E"/>
     <w:pPr>
       <w:keepNext/>
       <w:keepLines/>
@@ -3860,7 +4407,7 @@
     <w:semiHidden/>
     <w:unhideWhenUsed/>
     <w:qFormat/>
-    <w:rsid w:val="00FC6BE8"/>
+    <w:rsid w:val="00601C3E"/>
     <w:pPr>
       <w:keepNext/>
       <w:keepLines/>
@@ -3883,7 +4430,7 @@
     <w:semiHidden/>
     <w:unhideWhenUsed/>
     <w:qFormat/>
-    <w:rsid w:val="00FC6BE8"/>
+    <w:rsid w:val="00601C3E"/>
     <w:pPr>
       <w:keepNext/>
       <w:keepLines/>
@@ -3927,7 +4474,7 @@
     <w:basedOn w:val="DefaultParagraphFont"/>
     <w:link w:val="Heading1"/>
     <w:uiPriority w:val="9"/>
-    <w:rsid w:val="00FC6BE8"/>
+    <w:rsid w:val="00601C3E"/>
     <w:rPr>
       <w:rFonts w:ascii="Times New Roman" w:eastAsiaTheme="majorEastAsia" w:hAnsi="Times New Roman" w:cs="Times New Roman"/>
       <w:b/>
@@ -3941,7 +4488,7 @@
     <w:basedOn w:val="DefaultParagraphFont"/>
     <w:link w:val="Heading2"/>
     <w:uiPriority w:val="9"/>
-    <w:rsid w:val="00FC6BE8"/>
+    <w:rsid w:val="00601C3E"/>
     <w:rPr>
       <w:rFonts w:ascii="Times New Roman" w:eastAsiaTheme="majorEastAsia" w:hAnsi="Times New Roman" w:cs="Times New Roman"/>
       <w:b/>
@@ -3955,7 +4502,7 @@
     <w:basedOn w:val="DefaultParagraphFont"/>
     <w:link w:val="Heading3"/>
     <w:uiPriority w:val="9"/>
-    <w:rsid w:val="00FC6BE8"/>
+    <w:rsid w:val="00601C3E"/>
     <w:rPr>
       <w:rFonts w:ascii="Times New Roman" w:eastAsiaTheme="majorEastAsia" w:hAnsi="Times New Roman" w:cs="Times New Roman"/>
       <w:b/>
@@ -3970,7 +4517,7 @@
     <w:link w:val="Heading4"/>
     <w:uiPriority w:val="9"/>
     <w:semiHidden/>
-    <w:rsid w:val="00FC6BE8"/>
+    <w:rsid w:val="00601C3E"/>
     <w:rPr>
       <w:rFonts w:eastAsiaTheme="majorEastAsia" w:cstheme="majorBidi"/>
       <w:i/>
@@ -3984,7 +4531,7 @@
     <w:link w:val="Heading5"/>
     <w:uiPriority w:val="9"/>
     <w:semiHidden/>
-    <w:rsid w:val="00FC6BE8"/>
+    <w:rsid w:val="00601C3E"/>
     <w:rPr>
       <w:rFonts w:eastAsiaTheme="majorEastAsia" w:cstheme="majorBidi"/>
       <w:color w:val="2F5496" w:themeColor="accent1" w:themeShade="BF"/>
@@ -3996,7 +4543,7 @@
     <w:link w:val="Heading6"/>
     <w:uiPriority w:val="9"/>
     <w:semiHidden/>
-    <w:rsid w:val="00FC6BE8"/>
+    <w:rsid w:val="00601C3E"/>
     <w:rPr>
       <w:rFonts w:eastAsiaTheme="majorEastAsia" w:cstheme="majorBidi"/>
       <w:i/>
@@ -4010,7 +4557,7 @@
     <w:link w:val="Heading7"/>
     <w:uiPriority w:val="9"/>
     <w:semiHidden/>
-    <w:rsid w:val="00FC6BE8"/>
+    <w:rsid w:val="00601C3E"/>
     <w:rPr>
       <w:rFonts w:eastAsiaTheme="majorEastAsia" w:cstheme="majorBidi"/>
       <w:color w:val="595959" w:themeColor="text1" w:themeTint="A6"/>
@@ -4022,7 +4569,7 @@
     <w:link w:val="Heading8"/>
     <w:uiPriority w:val="9"/>
     <w:semiHidden/>
-    <w:rsid w:val="00FC6BE8"/>
+    <w:rsid w:val="00601C3E"/>
     <w:rPr>
       <w:rFonts w:eastAsiaTheme="majorEastAsia" w:cstheme="majorBidi"/>
       <w:i/>
@@ -4036,7 +4583,7 @@
     <w:link w:val="Heading9"/>
     <w:uiPriority w:val="9"/>
     <w:semiHidden/>
-    <w:rsid w:val="00FC6BE8"/>
+    <w:rsid w:val="00601C3E"/>
     <w:rPr>
       <w:rFonts w:eastAsiaTheme="majorEastAsia" w:cstheme="majorBidi"/>
       <w:color w:val="272727" w:themeColor="text1" w:themeTint="D8"/>
@@ -4049,7 +4596,7 @@
     <w:link w:val="TitleChar"/>
     <w:uiPriority w:val="10"/>
     <w:qFormat/>
-    <w:rsid w:val="00FC6BE8"/>
+    <w:rsid w:val="00601C3E"/>
     <w:pPr>
       <w:spacing w:after="80" w:line="240" w:lineRule="auto"/>
       <w:contextualSpacing/>
@@ -4067,7 +4614,7 @@
     <w:basedOn w:val="DefaultParagraphFont"/>
     <w:link w:val="Title"/>
     <w:uiPriority w:val="10"/>
-    <w:rsid w:val="00FC6BE8"/>
+    <w:rsid w:val="00601C3E"/>
     <w:rPr>
       <w:rFonts w:asciiTheme="majorHAnsi" w:eastAsiaTheme="majorEastAsia" w:hAnsiTheme="majorHAnsi" w:cstheme="majorBidi"/>
       <w:spacing w:val="-10"/>
@@ -4083,7 +4630,7 @@
     <w:link w:val="SubtitleChar"/>
     <w:uiPriority w:val="11"/>
     <w:qFormat/>
-    <w:rsid w:val="00FC6BE8"/>
+    <w:rsid w:val="00601C3E"/>
     <w:pPr>
       <w:numPr>
         <w:ilvl w:val="1"/>
@@ -4102,7 +4649,7 @@
     <w:basedOn w:val="DefaultParagraphFont"/>
     <w:link w:val="Subtitle"/>
     <w:uiPriority w:val="11"/>
-    <w:rsid w:val="00FC6BE8"/>
+    <w:rsid w:val="00601C3E"/>
     <w:rPr>
       <w:rFonts w:eastAsiaTheme="majorEastAsia" w:cstheme="majorBidi"/>
       <w:color w:val="595959" w:themeColor="text1" w:themeTint="A6"/>
@@ -4118,7 +4665,7 @@
     <w:link w:val="QuoteChar"/>
     <w:uiPriority w:val="29"/>
     <w:qFormat/>
-    <w:rsid w:val="00FC6BE8"/>
+    <w:rsid w:val="00601C3E"/>
     <w:pPr>
       <w:spacing w:before="160"/>
       <w:jc w:val="center"/>
@@ -4134,7 +4681,7 @@
     <w:basedOn w:val="DefaultParagraphFont"/>
     <w:link w:val="Quote"/>
     <w:uiPriority w:val="29"/>
-    <w:rsid w:val="00FC6BE8"/>
+    <w:rsid w:val="00601C3E"/>
     <w:rPr>
       <w:i/>
       <w:iCs/>
@@ -4146,7 +4693,7 @@
     <w:basedOn w:val="Normal"/>
     <w:uiPriority w:val="34"/>
     <w:qFormat/>
-    <w:rsid w:val="00FC6BE8"/>
+    <w:rsid w:val="00601C3E"/>
     <w:pPr>
       <w:ind w:left="720"/>
       <w:contextualSpacing/>
@@ -4157,7 +4704,7 @@
     <w:basedOn w:val="DefaultParagraphFont"/>
     <w:uiPriority w:val="21"/>
     <w:qFormat/>
-    <w:rsid w:val="00FC6BE8"/>
+    <w:rsid w:val="00601C3E"/>
     <w:rPr>
       <w:i/>
       <w:iCs/>
@@ -4171,7 +4718,7 @@
     <w:link w:val="IntenseQuoteChar"/>
     <w:uiPriority w:val="30"/>
     <w:qFormat/>
-    <w:rsid w:val="00FC6BE8"/>
+    <w:rsid w:val="00601C3E"/>
     <w:pPr>
       <w:pBdr>
         <w:top w:val="single" w:sz="4" w:space="10" w:color="2F5496" w:themeColor="accent1" w:themeShade="BF"/>
@@ -4192,7 +4739,7 @@
     <w:basedOn w:val="DefaultParagraphFont"/>
     <w:link w:val="IntenseQuote"/>
     <w:uiPriority w:val="30"/>
-    <w:rsid w:val="00FC6BE8"/>
+    <w:rsid w:val="00601C3E"/>
     <w:rPr>
       <w:i/>
       <w:iCs/>
@@ -4204,7 +4751,7 @@
     <w:basedOn w:val="DefaultParagraphFont"/>
     <w:uiPriority w:val="32"/>
     <w:qFormat/>
-    <w:rsid w:val="00FC6BE8"/>
+    <w:rsid w:val="00601C3E"/>
     <w:rPr>
       <w:b/>
       <w:bCs/>
@@ -4217,7 +4764,7 @@
     <w:name w:val="Table Grid"/>
     <w:basedOn w:val="TableNormal"/>
     <w:uiPriority w:val="39"/>
-    <w:rsid w:val="00FC6BE8"/>
+    <w:rsid w:val="00601C3E"/>
     <w:pPr>
       <w:spacing w:after="0" w:line="240" w:lineRule="auto"/>
     </w:pPr>
